--- a/manuscript/submission/Cover_Letter_JMM.docx
+++ b/manuscript/submission/Cover_Letter_JMM.docx
@@ -45,7 +45,7 @@
       </w:pPr>
       <w:r>
         <w:rPr/>
-        <w:t>24 September 2026</w:t>
+        <w:t>26 September 2026</w:t>
       </w:r>
     </w:p>
     <w:p>

--- a/manuscript/submission/Cover_Letter_JMM.docx
+++ b/manuscript/submission/Cover_Letter_JMM.docx
@@ -45,7 +45,7 @@
       </w:pPr>
       <w:r>
         <w:rPr/>
-        <w:t>26 September 2026</w:t>
+        <w:t>27 September 2026</w:t>
       </w:r>
     </w:p>
     <w:p>
@@ -157,6 +157,15 @@
       <w:r>
         <w:rPr/>
         <w:t xml:space="preserve"> = 0.23).</w:t>
+      </w:r>
+    </w:p>
+    <w:p>
+      <w:pPr>
+        <w:jc w:val="both"/>
+      </w:pPr>
+      <w:r>
+        <w:rPr/>
+        <w:t>Related work. Supporting files of an earlier version of this study were deposited on Zenodo (https://doi.org/10.5281/zenodo.22700723); that version was superseded when the study was rebuilt from its raw inputs, and the results reported here replace it. A methods paper by the author, in preparation for the Journal of Chemical Information and Modeling, uses this study as one of four case studies of errors found and corrected during such rebuilds, and cites some of its summary numbers; the study is reported in full only in this manuscript.</w:t>
       </w:r>
     </w:p>
     <w:p>

--- a/manuscript/submission/Cover_Letter_JMM.docx
+++ b/manuscript/submission/Cover_Letter_JMM.docx
@@ -124,7 +124,7 @@
       </w:r>
       <w:r>
         <w:rPr/>
-        <w:t xml:space="preserve"> borophene as a candidate carrier. Two methodological findings are reported openly: docking into the ligand-free fibril does not reproduce the stacked tracer pose, so the scores are presented as exploratory, and an unconstrained borophene flake collapses during adsorption at the GFN2-xTB level, so the carrier is modelled as a planar sheet held at the lattice of Ag-supported β</w:t>
+        <w:t xml:space="preserve"> borophene as a candidate carrier. Two methodological findings are reported openly: docking into the ligand-free fibril does not reproduce the stacked tracer pose, so the scores are presented as exploratory, and an unconstrained borophene flake reconstructs during adsorption at the GFN2-xTB level, so the carrier is modelled as a planar sheet held at the lattice of Ag-supported β</w:t>
       </w:r>
       <w:r>
         <w:rPr>

--- a/manuscript/submission/Cover_Letter_JMM.docx
+++ b/manuscript/submission/Cover_Letter_JMM.docx
@@ -165,7 +165,7 @@
       </w:pPr>
       <w:r>
         <w:rPr/>
-        <w:t>Related work. Supporting files of an earlier version of this study were deposited on Zenodo (https://doi.org/10.5281/zenodo.22700723); that version was superseded when the study was rebuilt from its raw inputs, and the results reported here replace it. A methods paper by the author, in preparation for the Journal of Chemical Information and Modeling, uses this study as one of four case studies of errors found and corrected during such rebuilds, and cites some of its summary numbers; the study is reported in full only in this manuscript.</w:t>
+        <w:t>Related work. Supporting files of an earlier version of this study were deposited on Zenodo (https://doi.org/10.5281/zenodo.22700723); that version was superseded when the study was rebuilt from its raw inputs, and the results reported here replace it. A methods paper by the author, in preparation, uses this study as one of four case studies of errors found and corrected during such rebuilds, and cites some of its summary numbers; the study is reported in full only in this manuscript.</w:t>
       </w:r>
     </w:p>
     <w:p>

--- a/manuscript/submission/Cover_Letter_JMM.docx
+++ b/manuscript/submission/Cover_Letter_JMM.docx
@@ -45,7 +45,7 @@
       </w:pPr>
       <w:r>
         <w:rPr/>
-        <w:t>27 September 2026</w:t>
+        <w:t>29 September 2026</w:t>
       </w:r>
     </w:p>
     <w:p>
@@ -165,7 +165,7 @@
       </w:pPr>
       <w:r>
         <w:rPr/>
-        <w:t>Related work. Supporting files of an earlier version of this study were deposited on Zenodo (https://doi.org/10.5281/zenodo.22700723); that version was superseded when the study was rebuilt from its raw inputs, and the results reported here replace it. A methods paper by the author, in preparation, uses this study as one of four case studies of errors found and corrected during such rebuilds, and cites some of its summary numbers; the study is reported in full only in this manuscript.</w:t>
+        <w:t>Related work. Supporting files of an earlier version of this study were deposited on Zenodo (https://doi.org/10.5281/zenodo.22700723); that version was superseded when the study was rebuilt from its raw inputs, and the results reported here replace it. A methods paper by the author, submitted to the Journal of Computational Biophysics and Chemistry, uses this study as one of four case studies of errors found and corrected during such rebuilds, and cites some of its summary numbers; the study is reported in full only in this manuscript.</w:t>
       </w:r>
     </w:p>
     <w:p>
